--- a/fuentes/CFA1_62110066_DU.docx
+++ b/fuentes/CFA1_62110066_DU.docx
@@ -534,7 +534,7 @@
           <w:r>
             <w:fldChar w:fldCharType="separate"/>
           </w:r>
-          <w:hyperlink w:anchor="_Toc212749969" w:history="1">
+          <w:hyperlink w:anchor="_Toc213834627" w:history="1">
             <w:r>
               <w:rPr>
                 <w:rStyle w:val="Hipervnculo"/>
@@ -561,7 +561,7 @@
                 <w:noProof/>
                 <w:webHidden/>
               </w:rPr>
-              <w:instrText xml:space="preserve"> PAGEREF _Toc212749969 \h </w:instrText>
+              <w:instrText xml:space="preserve"> PAGEREF _Toc213834627 \h </w:instrText>
             </w:r>
             <w:r>
               <w:rPr>
@@ -607,7 +607,7 @@
               <w:lang w:eastAsia="es-MX"/>
             </w:rPr>
           </w:pPr>
-          <w:hyperlink w:anchor="_Toc212749970" w:history="1">
+          <w:hyperlink w:anchor="_Toc213834628" w:history="1">
             <w:r>
               <w:rPr>
                 <w:rStyle w:val="Hipervnculo"/>
@@ -651,7 +651,7 @@
                 <w:noProof/>
                 <w:webHidden/>
               </w:rPr>
-              <w:instrText xml:space="preserve"> PAGEREF _Toc212749970 \h </w:instrText>
+              <w:instrText xml:space="preserve"> PAGEREF _Toc213834628 \h </w:instrText>
             </w:r>
             <w:r>
               <w:rPr>
@@ -693,7 +693,7 @@
               <w:lang w:eastAsia="es-MX"/>
             </w:rPr>
           </w:pPr>
-          <w:hyperlink w:anchor="_Toc212749971" w:history="1">
+          <w:hyperlink w:anchor="_Toc213834629" w:history="1">
             <w:r>
               <w:rPr>
                 <w:rStyle w:val="Hipervnculo"/>
@@ -737,7 +737,7 @@
                 <w:noProof/>
                 <w:webHidden/>
               </w:rPr>
-              <w:instrText xml:space="preserve"> PAGEREF _Toc212749971 \h </w:instrText>
+              <w:instrText xml:space="preserve"> PAGEREF _Toc213834629 \h </w:instrText>
             </w:r>
             <w:r>
               <w:rPr>
@@ -779,7 +779,7 @@
               <w:lang w:eastAsia="es-MX"/>
             </w:rPr>
           </w:pPr>
-          <w:hyperlink w:anchor="_Toc212749972" w:history="1">
+          <w:hyperlink w:anchor="_Toc213834630" w:history="1">
             <w:r>
               <w:rPr>
                 <w:rStyle w:val="Hipervnculo"/>
@@ -806,7 +806,7 @@
                 <w:noProof/>
                 <w:webHidden/>
               </w:rPr>
-              <w:instrText xml:space="preserve"> PAGEREF _Toc212749972 \h </w:instrText>
+              <w:instrText xml:space="preserve"> PAGEREF _Toc213834630 \h </w:instrText>
             </w:r>
             <w:r>
               <w:rPr>
@@ -848,7 +848,7 @@
               <w:lang w:eastAsia="es-MX"/>
             </w:rPr>
           </w:pPr>
-          <w:hyperlink w:anchor="_Toc212749973" w:history="1">
+          <w:hyperlink w:anchor="_Toc213834631" w:history="1">
             <w:r>
               <w:rPr>
                 <w:rStyle w:val="Hipervnculo"/>
@@ -875,7 +875,7 @@
                 <w:noProof/>
                 <w:webHidden/>
               </w:rPr>
-              <w:instrText xml:space="preserve"> PAGEREF _Toc212749973 \h </w:instrText>
+              <w:instrText xml:space="preserve"> PAGEREF _Toc213834631 \h </w:instrText>
             </w:r>
             <w:r>
               <w:rPr>
@@ -921,7 +921,7 @@
               <w:lang w:eastAsia="es-MX"/>
             </w:rPr>
           </w:pPr>
-          <w:hyperlink w:anchor="_Toc212749974" w:history="1">
+          <w:hyperlink w:anchor="_Toc213834632" w:history="1">
             <w:r>
               <w:rPr>
                 <w:rStyle w:val="Hipervnculo"/>
@@ -965,7 +965,7 @@
                 <w:noProof/>
                 <w:webHidden/>
               </w:rPr>
-              <w:instrText xml:space="preserve"> PAGEREF _Toc212749974 \h </w:instrText>
+              <w:instrText xml:space="preserve"> PAGEREF _Toc213834632 \h </w:instrText>
             </w:r>
             <w:r>
               <w:rPr>
@@ -1007,7 +1007,7 @@
               <w:lang w:eastAsia="es-MX"/>
             </w:rPr>
           </w:pPr>
-          <w:hyperlink w:anchor="_Toc212749975" w:history="1">
+          <w:hyperlink w:anchor="_Toc213834633" w:history="1">
             <w:r>
               <w:rPr>
                 <w:rStyle w:val="Hipervnculo"/>
@@ -1034,7 +1034,7 @@
                 <w:noProof/>
                 <w:webHidden/>
               </w:rPr>
-              <w:instrText xml:space="preserve"> PAGEREF _Toc212749975 \h </w:instrText>
+              <w:instrText xml:space="preserve"> PAGEREF _Toc213834633 \h </w:instrText>
             </w:r>
             <w:r>
               <w:rPr>
@@ -1076,7 +1076,7 @@
               <w:lang w:eastAsia="es-MX"/>
             </w:rPr>
           </w:pPr>
-          <w:hyperlink w:anchor="_Toc212749976" w:history="1">
+          <w:hyperlink w:anchor="_Toc213834634" w:history="1">
             <w:r>
               <w:rPr>
                 <w:rStyle w:val="Hipervnculo"/>
@@ -1103,7 +1103,7 @@
                 <w:noProof/>
                 <w:webHidden/>
               </w:rPr>
-              <w:instrText xml:space="preserve"> PAGEREF _Toc212749976 \h </w:instrText>
+              <w:instrText xml:space="preserve"> PAGEREF _Toc213834634 \h </w:instrText>
             </w:r>
             <w:r>
               <w:rPr>
@@ -1145,7 +1145,7 @@
               <w:lang w:eastAsia="es-MX"/>
             </w:rPr>
           </w:pPr>
-          <w:hyperlink w:anchor="_Toc212749977" w:history="1">
+          <w:hyperlink w:anchor="_Toc213834635" w:history="1">
             <w:r>
               <w:rPr>
                 <w:rStyle w:val="Hipervnculo"/>
@@ -1172,7 +1172,7 @@
                 <w:noProof/>
                 <w:webHidden/>
               </w:rPr>
-              <w:instrText xml:space="preserve"> PAGEREF _Toc212749977 \h </w:instrText>
+              <w:instrText xml:space="preserve"> PAGEREF _Toc213834635 \h </w:instrText>
             </w:r>
             <w:r>
               <w:rPr>
@@ -1214,7 +1214,7 @@
               <w:lang w:eastAsia="es-MX"/>
             </w:rPr>
           </w:pPr>
-          <w:hyperlink w:anchor="_Toc212749978" w:history="1">
+          <w:hyperlink w:anchor="_Toc213834636" w:history="1">
             <w:r>
               <w:rPr>
                 <w:rStyle w:val="Hipervnculo"/>
@@ -1241,7 +1241,7 @@
                 <w:noProof/>
                 <w:webHidden/>
               </w:rPr>
-              <w:instrText xml:space="preserve"> PAGEREF _Toc212749978 \h </w:instrText>
+              <w:instrText xml:space="preserve"> PAGEREF _Toc213834636 \h </w:instrText>
             </w:r>
             <w:r>
               <w:rPr>
@@ -1283,7 +1283,7 @@
               <w:lang w:eastAsia="es-MX"/>
             </w:rPr>
           </w:pPr>
-          <w:hyperlink w:anchor="_Toc212749979" w:history="1">
+          <w:hyperlink w:anchor="_Toc213834637" w:history="1">
             <w:r>
               <w:rPr>
                 <w:rStyle w:val="Hipervnculo"/>
@@ -1310,7 +1310,7 @@
                 <w:noProof/>
                 <w:webHidden/>
               </w:rPr>
-              <w:instrText xml:space="preserve"> PAGEREF _Toc212749979 \h </w:instrText>
+              <w:instrText xml:space="preserve"> PAGEREF _Toc213834637 \h </w:instrText>
             </w:r>
             <w:r>
               <w:rPr>
@@ -1352,7 +1352,7 @@
               <w:lang w:eastAsia="es-MX"/>
             </w:rPr>
           </w:pPr>
-          <w:hyperlink w:anchor="_Toc212749980" w:history="1">
+          <w:hyperlink w:anchor="_Toc213834638" w:history="1">
             <w:r>
               <w:rPr>
                 <w:rStyle w:val="Hipervnculo"/>
@@ -1379,7 +1379,7 @@
                 <w:noProof/>
                 <w:webHidden/>
               </w:rPr>
-              <w:instrText xml:space="preserve"> PAGEREF _Toc212749980 \h </w:instrText>
+              <w:instrText xml:space="preserve"> PAGEREF _Toc213834638 \h </w:instrText>
             </w:r>
             <w:r>
               <w:rPr>
@@ -1425,7 +1425,7 @@
               <w:lang w:eastAsia="es-MX"/>
             </w:rPr>
           </w:pPr>
-          <w:hyperlink w:anchor="_Toc212749981" w:history="1">
+          <w:hyperlink w:anchor="_Toc213834639" w:history="1">
             <w:r>
               <w:rPr>
                 <w:rStyle w:val="Hipervnculo"/>
@@ -1469,7 +1469,7 @@
                 <w:noProof/>
                 <w:webHidden/>
               </w:rPr>
-              <w:instrText xml:space="preserve"> PAGEREF _Toc212749981 \h </w:instrText>
+              <w:instrText xml:space="preserve"> PAGEREF _Toc213834639 \h </w:instrText>
             </w:r>
             <w:r>
               <w:rPr>
@@ -1511,7 +1511,7 @@
               <w:lang w:eastAsia="es-MX"/>
             </w:rPr>
           </w:pPr>
-          <w:hyperlink w:anchor="_Toc212749982" w:history="1">
+          <w:hyperlink w:anchor="_Toc213834640" w:history="1">
             <w:r>
               <w:rPr>
                 <w:rStyle w:val="Hipervnculo"/>
@@ -1538,7 +1538,7 @@
                 <w:noProof/>
                 <w:webHidden/>
               </w:rPr>
-              <w:instrText xml:space="preserve"> PAGEREF _Toc212749982 \h </w:instrText>
+              <w:instrText xml:space="preserve"> PAGEREF _Toc213834640 \h </w:instrText>
             </w:r>
             <w:r>
               <w:rPr>
@@ -1580,7 +1580,7 @@
               <w:lang w:eastAsia="es-MX"/>
             </w:rPr>
           </w:pPr>
-          <w:hyperlink w:anchor="_Toc212749983" w:history="1">
+          <w:hyperlink w:anchor="_Toc213834641" w:history="1">
             <w:r>
               <w:rPr>
                 <w:rStyle w:val="Hipervnculo"/>
@@ -1607,7 +1607,7 @@
                 <w:noProof/>
                 <w:webHidden/>
               </w:rPr>
-              <w:instrText xml:space="preserve"> PAGEREF _Toc212749983 \h </w:instrText>
+              <w:instrText xml:space="preserve"> PAGEREF _Toc213834641 \h </w:instrText>
             </w:r>
             <w:r>
               <w:rPr>
@@ -1649,7 +1649,7 @@
               <w:lang w:eastAsia="es-MX"/>
             </w:rPr>
           </w:pPr>
-          <w:hyperlink w:anchor="_Toc212749984" w:history="1">
+          <w:hyperlink w:anchor="_Toc213834642" w:history="1">
             <w:r>
               <w:rPr>
                 <w:rStyle w:val="Hipervnculo"/>
@@ -1676,7 +1676,7 @@
                 <w:noProof/>
                 <w:webHidden/>
               </w:rPr>
-              <w:instrText xml:space="preserve"> PAGEREF _Toc212749984 \h </w:instrText>
+              <w:instrText xml:space="preserve"> PAGEREF _Toc213834642 \h </w:instrText>
             </w:r>
             <w:r>
               <w:rPr>
@@ -1718,7 +1718,7 @@
               <w:lang w:eastAsia="es-MX"/>
             </w:rPr>
           </w:pPr>
-          <w:hyperlink w:anchor="_Toc212749985" w:history="1">
+          <w:hyperlink w:anchor="_Toc213834643" w:history="1">
             <w:r>
               <w:rPr>
                 <w:rStyle w:val="Hipervnculo"/>
@@ -1745,7 +1745,7 @@
                 <w:noProof/>
                 <w:webHidden/>
               </w:rPr>
-              <w:instrText xml:space="preserve"> PAGEREF _Toc212749985 \h </w:instrText>
+              <w:instrText xml:space="preserve"> PAGEREF _Toc213834643 \h </w:instrText>
             </w:r>
             <w:r>
               <w:rPr>
@@ -1787,7 +1787,7 @@
               <w:lang w:eastAsia="es-MX"/>
             </w:rPr>
           </w:pPr>
-          <w:hyperlink w:anchor="_Toc212749986" w:history="1">
+          <w:hyperlink w:anchor="_Toc213834644" w:history="1">
             <w:r>
               <w:rPr>
                 <w:rStyle w:val="Hipervnculo"/>
@@ -1814,7 +1814,7 @@
                 <w:noProof/>
                 <w:webHidden/>
               </w:rPr>
-              <w:instrText xml:space="preserve"> PAGEREF _Toc212749986 \h </w:instrText>
+              <w:instrText xml:space="preserve"> PAGEREF _Toc213834644 \h </w:instrText>
             </w:r>
             <w:r>
               <w:rPr>
@@ -1856,7 +1856,7 @@
               <w:lang w:eastAsia="es-MX"/>
             </w:rPr>
           </w:pPr>
-          <w:hyperlink w:anchor="_Toc212749987" w:history="1">
+          <w:hyperlink w:anchor="_Toc213834645" w:history="1">
             <w:r>
               <w:rPr>
                 <w:rStyle w:val="Hipervnculo"/>
@@ -1883,7 +1883,7 @@
                 <w:noProof/>
                 <w:webHidden/>
               </w:rPr>
-              <w:instrText xml:space="preserve"> PAGEREF _Toc212749987 \h </w:instrText>
+              <w:instrText xml:space="preserve"> PAGEREF _Toc213834645 \h </w:instrText>
             </w:r>
             <w:r>
               <w:rPr>
@@ -1929,7 +1929,7 @@
               <w:lang w:eastAsia="es-MX"/>
             </w:rPr>
           </w:pPr>
-          <w:hyperlink w:anchor="_Toc212749988" w:history="1">
+          <w:hyperlink w:anchor="_Toc213834646" w:history="1">
             <w:r>
               <w:rPr>
                 <w:rStyle w:val="Hipervnculo"/>
@@ -1973,7 +1973,7 @@
                 <w:noProof/>
                 <w:webHidden/>
               </w:rPr>
-              <w:instrText xml:space="preserve"> PAGEREF _Toc212749988 \h </w:instrText>
+              <w:instrText xml:space="preserve"> PAGEREF _Toc213834646 \h </w:instrText>
             </w:r>
             <w:r>
               <w:rPr>
@@ -2015,7 +2015,7 @@
               <w:lang w:eastAsia="es-MX"/>
             </w:rPr>
           </w:pPr>
-          <w:hyperlink w:anchor="_Toc212749989" w:history="1">
+          <w:hyperlink w:anchor="_Toc213834647" w:history="1">
             <w:r>
               <w:rPr>
                 <w:rStyle w:val="Hipervnculo"/>
@@ -2042,7 +2042,7 @@
                 <w:noProof/>
                 <w:webHidden/>
               </w:rPr>
-              <w:instrText xml:space="preserve"> PAGEREF _Toc212749989 \h </w:instrText>
+              <w:instrText xml:space="preserve"> PAGEREF _Toc213834647 \h </w:instrText>
             </w:r>
             <w:r>
               <w:rPr>
@@ -2084,7 +2084,7 @@
               <w:lang w:eastAsia="es-MX"/>
             </w:rPr>
           </w:pPr>
-          <w:hyperlink w:anchor="_Toc212749990" w:history="1">
+          <w:hyperlink w:anchor="_Toc213834648" w:history="1">
             <w:r>
               <w:rPr>
                 <w:rStyle w:val="Hipervnculo"/>
@@ -2111,7 +2111,7 @@
                 <w:noProof/>
                 <w:webHidden/>
               </w:rPr>
-              <w:instrText xml:space="preserve"> PAGEREF _Toc212749990 \h </w:instrText>
+              <w:instrText xml:space="preserve"> PAGEREF _Toc213834648 \h </w:instrText>
             </w:r>
             <w:r>
               <w:rPr>
@@ -2153,7 +2153,7 @@
               <w:lang w:eastAsia="es-MX"/>
             </w:rPr>
           </w:pPr>
-          <w:hyperlink w:anchor="_Toc212749991" w:history="1">
+          <w:hyperlink w:anchor="_Toc213834649" w:history="1">
             <w:r>
               <w:rPr>
                 <w:rStyle w:val="Hipervnculo"/>
@@ -2180,7 +2180,7 @@
                 <w:noProof/>
                 <w:webHidden/>
               </w:rPr>
-              <w:instrText xml:space="preserve"> PAGEREF _Toc212749991 \h </w:instrText>
+              <w:instrText xml:space="preserve"> PAGEREF _Toc213834649 \h </w:instrText>
             </w:r>
             <w:r>
               <w:rPr>
@@ -2226,7 +2226,7 @@
               <w:lang w:eastAsia="es-MX"/>
             </w:rPr>
           </w:pPr>
-          <w:hyperlink w:anchor="_Toc212749992" w:history="1">
+          <w:hyperlink w:anchor="_Toc213834650" w:history="1">
             <w:r>
               <w:rPr>
                 <w:rStyle w:val="Hipervnculo"/>
@@ -2270,7 +2270,7 @@
                 <w:noProof/>
                 <w:webHidden/>
               </w:rPr>
-              <w:instrText xml:space="preserve"> PAGEREF _Toc212749992 \h </w:instrText>
+              <w:instrText xml:space="preserve"> PAGEREF _Toc213834650 \h </w:instrText>
             </w:r>
             <w:r>
               <w:rPr>
@@ -2312,7 +2312,7 @@
               <w:lang w:eastAsia="es-MX"/>
             </w:rPr>
           </w:pPr>
-          <w:hyperlink w:anchor="_Toc212749993" w:history="1">
+          <w:hyperlink w:anchor="_Toc213834651" w:history="1">
             <w:r>
               <w:rPr>
                 <w:rStyle w:val="Hipervnculo"/>
@@ -2339,7 +2339,7 @@
                 <w:noProof/>
                 <w:webHidden/>
               </w:rPr>
-              <w:instrText xml:space="preserve"> PAGEREF _Toc212749993 \h </w:instrText>
+              <w:instrText xml:space="preserve"> PAGEREF _Toc213834651 \h </w:instrText>
             </w:r>
             <w:r>
               <w:rPr>
@@ -2381,7 +2381,7 @@
               <w:lang w:eastAsia="es-MX"/>
             </w:rPr>
           </w:pPr>
-          <w:hyperlink w:anchor="_Toc212749994" w:history="1">
+          <w:hyperlink w:anchor="_Toc213834652" w:history="1">
             <w:r>
               <w:rPr>
                 <w:rStyle w:val="Hipervnculo"/>
@@ -2408,7 +2408,7 @@
                 <w:noProof/>
                 <w:webHidden/>
               </w:rPr>
-              <w:instrText xml:space="preserve"> PAGEREF _Toc212749994 \h </w:instrText>
+              <w:instrText xml:space="preserve"> PAGEREF _Toc213834652 \h </w:instrText>
             </w:r>
             <w:r>
               <w:rPr>
@@ -2450,7 +2450,7 @@
               <w:lang w:eastAsia="es-MX"/>
             </w:rPr>
           </w:pPr>
-          <w:hyperlink w:anchor="_Toc212749995" w:history="1">
+          <w:hyperlink w:anchor="_Toc213834653" w:history="1">
             <w:r>
               <w:rPr>
                 <w:rStyle w:val="Hipervnculo"/>
@@ -2477,7 +2477,7 @@
                 <w:noProof/>
                 <w:webHidden/>
               </w:rPr>
-              <w:instrText xml:space="preserve"> PAGEREF _Toc212749995 \h </w:instrText>
+              <w:instrText xml:space="preserve"> PAGEREF _Toc213834653 \h </w:instrText>
             </w:r>
             <w:r>
               <w:rPr>
@@ -2523,7 +2523,7 @@
               <w:lang w:eastAsia="es-MX"/>
             </w:rPr>
           </w:pPr>
-          <w:hyperlink w:anchor="_Toc212749996" w:history="1">
+          <w:hyperlink w:anchor="_Toc213834654" w:history="1">
             <w:r>
               <w:rPr>
                 <w:rStyle w:val="Hipervnculo"/>
@@ -2567,7 +2567,7 @@
                 <w:noProof/>
                 <w:webHidden/>
               </w:rPr>
-              <w:instrText xml:space="preserve"> PAGEREF _Toc212749996 \h </w:instrText>
+              <w:instrText xml:space="preserve"> PAGEREF _Toc213834654 \h </w:instrText>
             </w:r>
             <w:r>
               <w:rPr>
@@ -2609,7 +2609,7 @@
               <w:lang w:eastAsia="es-MX"/>
             </w:rPr>
           </w:pPr>
-          <w:hyperlink w:anchor="_Toc212749997" w:history="1">
+          <w:hyperlink w:anchor="_Toc213834655" w:history="1">
             <w:r>
               <w:rPr>
                 <w:rStyle w:val="Hipervnculo"/>
@@ -2636,7 +2636,7 @@
                 <w:noProof/>
                 <w:webHidden/>
               </w:rPr>
-              <w:instrText xml:space="preserve"> PAGEREF _Toc212749997 \h </w:instrText>
+              <w:instrText xml:space="preserve"> PAGEREF _Toc213834655 \h </w:instrText>
             </w:r>
             <w:r>
               <w:rPr>
@@ -2678,7 +2678,7 @@
               <w:lang w:eastAsia="es-MX"/>
             </w:rPr>
           </w:pPr>
-          <w:hyperlink w:anchor="_Toc212749998" w:history="1">
+          <w:hyperlink w:anchor="_Toc213834656" w:history="1">
             <w:r>
               <w:rPr>
                 <w:rStyle w:val="Hipervnculo"/>
@@ -2705,7 +2705,7 @@
                 <w:noProof/>
                 <w:webHidden/>
               </w:rPr>
-              <w:instrText xml:space="preserve"> PAGEREF _Toc212749998 \h </w:instrText>
+              <w:instrText xml:space="preserve"> PAGEREF _Toc213834656 \h </w:instrText>
             </w:r>
             <w:r>
               <w:rPr>
@@ -2747,7 +2747,7 @@
               <w:lang w:eastAsia="es-MX"/>
             </w:rPr>
           </w:pPr>
-          <w:hyperlink w:anchor="_Toc212749999" w:history="1">
+          <w:hyperlink w:anchor="_Toc213834657" w:history="1">
             <w:r>
               <w:rPr>
                 <w:rStyle w:val="Hipervnculo"/>
@@ -2774,7 +2774,7 @@
                 <w:noProof/>
                 <w:webHidden/>
               </w:rPr>
-              <w:instrText xml:space="preserve"> PAGEREF _Toc212749999 \h </w:instrText>
+              <w:instrText xml:space="preserve"> PAGEREF _Toc213834657 \h </w:instrText>
             </w:r>
             <w:r>
               <w:rPr>
@@ -2820,7 +2820,7 @@
               <w:lang w:eastAsia="es-MX"/>
             </w:rPr>
           </w:pPr>
-          <w:hyperlink w:anchor="_Toc212750000" w:history="1">
+          <w:hyperlink w:anchor="_Toc213834658" w:history="1">
             <w:r>
               <w:rPr>
                 <w:rStyle w:val="Hipervnculo"/>
@@ -2864,7 +2864,7 @@
                 <w:noProof/>
                 <w:webHidden/>
               </w:rPr>
-              <w:instrText xml:space="preserve"> PAGEREF _Toc212750000 \h </w:instrText>
+              <w:instrText xml:space="preserve"> PAGEREF _Toc213834658 \h </w:instrText>
             </w:r>
             <w:r>
               <w:rPr>
@@ -2906,7 +2906,7 @@
               <w:lang w:eastAsia="es-MX"/>
             </w:rPr>
           </w:pPr>
-          <w:hyperlink w:anchor="_Toc212750001" w:history="1">
+          <w:hyperlink w:anchor="_Toc213834659" w:history="1">
             <w:r>
               <w:rPr>
                 <w:rStyle w:val="Hipervnculo"/>
@@ -2933,7 +2933,7 @@
                 <w:noProof/>
                 <w:webHidden/>
               </w:rPr>
-              <w:instrText xml:space="preserve"> PAGEREF _Toc212750001 \h </w:instrText>
+              <w:instrText xml:space="preserve"> PAGEREF _Toc213834659 \h </w:instrText>
             </w:r>
             <w:r>
               <w:rPr>
@@ -2975,7 +2975,7 @@
               <w:lang w:eastAsia="es-MX"/>
             </w:rPr>
           </w:pPr>
-          <w:hyperlink w:anchor="_Toc212750002" w:history="1">
+          <w:hyperlink w:anchor="_Toc213834660" w:history="1">
             <w:r>
               <w:rPr>
                 <w:rStyle w:val="Hipervnculo"/>
@@ -3002,7 +3002,7 @@
                 <w:noProof/>
                 <w:webHidden/>
               </w:rPr>
-              <w:instrText xml:space="preserve"> PAGEREF _Toc212750002 \h </w:instrText>
+              <w:instrText xml:space="preserve"> PAGEREF _Toc213834660 \h </w:instrText>
             </w:r>
             <w:r>
               <w:rPr>
@@ -3044,7 +3044,7 @@
               <w:lang w:eastAsia="es-MX"/>
             </w:rPr>
           </w:pPr>
-          <w:hyperlink w:anchor="_Toc212750003" w:history="1">
+          <w:hyperlink w:anchor="_Toc213834661" w:history="1">
             <w:r>
               <w:rPr>
                 <w:rStyle w:val="Hipervnculo"/>
@@ -3071,7 +3071,7 @@
                 <w:noProof/>
                 <w:webHidden/>
               </w:rPr>
-              <w:instrText xml:space="preserve"> PAGEREF _Toc212750003 \h </w:instrText>
+              <w:instrText xml:space="preserve"> PAGEREF _Toc213834661 \h </w:instrText>
             </w:r>
             <w:r>
               <w:rPr>
@@ -3117,7 +3117,7 @@
               <w:lang w:eastAsia="es-MX"/>
             </w:rPr>
           </w:pPr>
-          <w:hyperlink w:anchor="_Toc212750004" w:history="1">
+          <w:hyperlink w:anchor="_Toc213834662" w:history="1">
             <w:r>
               <w:rPr>
                 <w:rStyle w:val="Hipervnculo"/>
@@ -3161,7 +3161,7 @@
                 <w:noProof/>
                 <w:webHidden/>
               </w:rPr>
-              <w:instrText xml:space="preserve"> PAGEREF _Toc212750004 \h </w:instrText>
+              <w:instrText xml:space="preserve"> PAGEREF _Toc213834662 \h </w:instrText>
             </w:r>
             <w:r>
               <w:rPr>
@@ -3203,7 +3203,7 @@
               <w:lang w:eastAsia="es-MX"/>
             </w:rPr>
           </w:pPr>
-          <w:hyperlink w:anchor="_Toc212750005" w:history="1">
+          <w:hyperlink w:anchor="_Toc213834663" w:history="1">
             <w:r>
               <w:rPr>
                 <w:rStyle w:val="Hipervnculo"/>
@@ -3230,7 +3230,7 @@
                 <w:noProof/>
                 <w:webHidden/>
               </w:rPr>
-              <w:instrText xml:space="preserve"> PAGEREF _Toc212750005 \h </w:instrText>
+              <w:instrText xml:space="preserve"> PAGEREF _Toc213834663 \h </w:instrText>
             </w:r>
             <w:r>
               <w:rPr>
@@ -3272,7 +3272,7 @@
               <w:lang w:eastAsia="es-MX"/>
             </w:rPr>
           </w:pPr>
-          <w:hyperlink w:anchor="_Toc212750006" w:history="1">
+          <w:hyperlink w:anchor="_Toc213834664" w:history="1">
             <w:r>
               <w:rPr>
                 <w:rStyle w:val="Hipervnculo"/>
@@ -3299,7 +3299,7 @@
                 <w:noProof/>
                 <w:webHidden/>
               </w:rPr>
-              <w:instrText xml:space="preserve"> PAGEREF _Toc212750006 \h </w:instrText>
+              <w:instrText xml:space="preserve"> PAGEREF _Toc213834664 \h </w:instrText>
             </w:r>
             <w:r>
               <w:rPr>
@@ -3341,7 +3341,7 @@
               <w:lang w:eastAsia="es-MX"/>
             </w:rPr>
           </w:pPr>
-          <w:hyperlink w:anchor="_Toc212750007" w:history="1">
+          <w:hyperlink w:anchor="_Toc213834665" w:history="1">
             <w:r>
               <w:rPr>
                 <w:rStyle w:val="Hipervnculo"/>
@@ -3368,7 +3368,7 @@
                 <w:noProof/>
                 <w:webHidden/>
               </w:rPr>
-              <w:instrText xml:space="preserve"> PAGEREF _Toc212750007 \h </w:instrText>
+              <w:instrText xml:space="preserve"> PAGEREF _Toc213834665 \h </w:instrText>
             </w:r>
             <w:r>
               <w:rPr>
@@ -3414,7 +3414,7 @@
               <w:lang w:eastAsia="es-MX"/>
             </w:rPr>
           </w:pPr>
-          <w:hyperlink w:anchor="_Toc212750008" w:history="1">
+          <w:hyperlink w:anchor="_Toc213834666" w:history="1">
             <w:r>
               <w:rPr>
                 <w:rStyle w:val="Hipervnculo"/>
@@ -3462,7 +3462,7 @@
                 <w:noProof/>
                 <w:webHidden/>
               </w:rPr>
-              <w:instrText xml:space="preserve"> PAGEREF _Toc212750008 \h </w:instrText>
+              <w:instrText xml:space="preserve"> PAGEREF _Toc213834666 \h </w:instrText>
             </w:r>
             <w:r>
               <w:rPr>
@@ -3504,7 +3504,7 @@
               <w:lang w:eastAsia="es-MX"/>
             </w:rPr>
           </w:pPr>
-          <w:hyperlink w:anchor="_Toc212750009" w:history="1">
+          <w:hyperlink w:anchor="_Toc213834667" w:history="1">
             <w:r>
               <w:rPr>
                 <w:rStyle w:val="Hipervnculo"/>
@@ -3531,7 +3531,7 @@
                 <w:noProof/>
                 <w:webHidden/>
               </w:rPr>
-              <w:instrText xml:space="preserve"> PAGEREF _Toc212750009 \h </w:instrText>
+              <w:instrText xml:space="preserve"> PAGEREF _Toc213834667 \h </w:instrText>
             </w:r>
             <w:r>
               <w:rPr>
@@ -3573,7 +3573,7 @@
               <w:lang w:eastAsia="es-MX"/>
             </w:rPr>
           </w:pPr>
-          <w:hyperlink w:anchor="_Toc212750010" w:history="1">
+          <w:hyperlink w:anchor="_Toc213834668" w:history="1">
             <w:r>
               <w:rPr>
                 <w:rStyle w:val="Hipervnculo"/>
@@ -3600,7 +3600,7 @@
                 <w:noProof/>
                 <w:webHidden/>
               </w:rPr>
-              <w:instrText xml:space="preserve"> PAGEREF _Toc212750010 \h </w:instrText>
+              <w:instrText xml:space="preserve"> PAGEREF _Toc213834668 \h </w:instrText>
             </w:r>
             <w:r>
               <w:rPr>
@@ -3645,7 +3645,7 @@
               <w:lang w:eastAsia="es-MX"/>
             </w:rPr>
           </w:pPr>
-          <w:hyperlink w:anchor="_Toc212750011" w:history="1">
+          <w:hyperlink w:anchor="_Toc213834669" w:history="1">
             <w:r>
               <w:rPr>
                 <w:rStyle w:val="Hipervnculo"/>
@@ -3672,7 +3672,7 @@
                 <w:noProof/>
                 <w:webHidden/>
               </w:rPr>
-              <w:instrText xml:space="preserve"> PAGEREF _Toc212750011 \h </w:instrText>
+              <w:instrText xml:space="preserve"> PAGEREF _Toc213834669 \h </w:instrText>
             </w:r>
             <w:r>
               <w:rPr>
@@ -3717,7 +3717,7 @@
               <w:lang w:eastAsia="es-MX"/>
             </w:rPr>
           </w:pPr>
-          <w:hyperlink w:anchor="_Toc212750012" w:history="1">
+          <w:hyperlink w:anchor="_Toc213834670" w:history="1">
             <w:r>
               <w:rPr>
                 <w:rStyle w:val="Hipervnculo"/>
@@ -3744,7 +3744,7 @@
                 <w:noProof/>
                 <w:webHidden/>
               </w:rPr>
-              <w:instrText xml:space="preserve"> PAGEREF _Toc212750012 \h </w:instrText>
+              <w:instrText xml:space="preserve"> PAGEREF _Toc213834670 \h </w:instrText>
             </w:r>
             <w:r>
               <w:rPr>
@@ -3789,7 +3789,7 @@
               <w:lang w:eastAsia="es-MX"/>
             </w:rPr>
           </w:pPr>
-          <w:hyperlink w:anchor="_Toc212750013" w:history="1">
+          <w:hyperlink w:anchor="_Toc213834671" w:history="1">
             <w:r>
               <w:rPr>
                 <w:rStyle w:val="Hipervnculo"/>
@@ -3816,7 +3816,7 @@
                 <w:noProof/>
                 <w:webHidden/>
               </w:rPr>
-              <w:instrText xml:space="preserve"> PAGEREF _Toc212750013 \h </w:instrText>
+              <w:instrText xml:space="preserve"> PAGEREF _Toc213834671 \h </w:instrText>
             </w:r>
             <w:r>
               <w:rPr>
@@ -3861,7 +3861,7 @@
               <w:lang w:eastAsia="es-MX"/>
             </w:rPr>
           </w:pPr>
-          <w:hyperlink w:anchor="_Toc212750014" w:history="1">
+          <w:hyperlink w:anchor="_Toc213834672" w:history="1">
             <w:r>
               <w:rPr>
                 <w:rStyle w:val="Hipervnculo"/>
@@ -3888,7 +3888,7 @@
                 <w:noProof/>
                 <w:webHidden/>
               </w:rPr>
-              <w:instrText xml:space="preserve"> PAGEREF _Toc212750014 \h </w:instrText>
+              <w:instrText xml:space="preserve"> PAGEREF _Toc213834672 \h </w:instrText>
             </w:r>
             <w:r>
               <w:rPr>
@@ -3933,7 +3933,7 @@
               <w:lang w:eastAsia="es-MX"/>
             </w:rPr>
           </w:pPr>
-          <w:hyperlink w:anchor="_Toc212750015" w:history="1">
+          <w:hyperlink w:anchor="_Toc213834673" w:history="1">
             <w:r>
               <w:rPr>
                 <w:rStyle w:val="Hipervnculo"/>
@@ -3960,7 +3960,7 @@
                 <w:noProof/>
                 <w:webHidden/>
               </w:rPr>
-              <w:instrText xml:space="preserve"> PAGEREF _Toc212750015 \h </w:instrText>
+              <w:instrText xml:space="preserve"> PAGEREF _Toc213834673 \h </w:instrText>
             </w:r>
             <w:r>
               <w:rPr>
@@ -4017,7 +4017,7 @@
       <w:pPr>
         <w:pStyle w:val="Titulosgenerales"/>
       </w:pPr>
-      <w:bookmarkStart w:id="0" w:name="_Toc212749969"/>
+      <w:bookmarkStart w:id="0" w:name="_Toc213834627"/>
       <w:r>
         <w:lastRenderedPageBreak/>
         <w:t>Introducción</w:t>
@@ -4078,16 +4078,76 @@
     </w:p>
     <w:p>
       <w:pPr>
+        <w:ind w:firstLine="0"/>
+        <w:jc w:val="center"/>
         <w:rPr>
           <w:lang w:val="es-419"/>
         </w:rPr>
       </w:pPr>
       <w:r>
-        <w:rPr>
-          <w:highlight w:val="yellow"/>
-          <w:lang w:val="es-419"/>
-        </w:rPr>
-        <w:t>FALTA VIDEO</w:t>
+        <w:fldChar w:fldCharType="begin"/>
+      </w:r>
+      <w:r>
+        <w:instrText xml:space="preserve"> INCLUDEPICTURE "https://img.youtube.com/vi/iIPoMxQFyS8/maxresdefault.jpg" \* MERGEFORMATINET </w:instrText>
+      </w:r>
+      <w:r>
+        <w:fldChar w:fldCharType="separate"/>
+      </w:r>
+      <w:r>
+        <w:rPr>
+          <w:noProof/>
+        </w:rPr>
+        <w:drawing>
+          <wp:inline distT="0" distB="0" distL="0" distR="0" wp14:anchorId="61A2E561" wp14:editId="5300E708">
+            <wp:extent cx="5077838" cy="2856666"/>
+            <wp:effectExtent l="0" t="0" r="2540" b="1270"/>
+            <wp:docPr id="1893538907" name="Imagen 4" descr="YouTube Thumbnail Downloader FULL HQ IMAGE"/>
+            <wp:cNvGraphicFramePr>
+              <a:graphicFrameLocks xmlns:a="http://schemas.openxmlformats.org/drawingml/2006/main" noChangeAspect="1"/>
+            </wp:cNvGraphicFramePr>
+            <a:graphic xmlns:a="http://schemas.openxmlformats.org/drawingml/2006/main">
+              <a:graphicData uri="http://schemas.openxmlformats.org/drawingml/2006/picture">
+                <pic:pic xmlns:pic="http://schemas.openxmlformats.org/drawingml/2006/picture">
+                  <pic:nvPicPr>
+                    <pic:cNvPr id="0" name="Picture 1" descr="YouTube Thumbnail Downloader FULL HQ IMAGE"/>
+                    <pic:cNvPicPr>
+                      <a:picLocks noChangeAspect="1" noChangeArrowheads="1"/>
+                    </pic:cNvPicPr>
+                  </pic:nvPicPr>
+                  <pic:blipFill>
+                    <a:blip r:embed="rId13" cstate="print">
+                      <a:extLst>
+                        <a:ext uri="{28A0092B-C50C-407E-A947-70E740481C1C}">
+                          <a14:useLocalDpi xmlns:a14="http://schemas.microsoft.com/office/drawing/2010/main" val="0"/>
+                        </a:ext>
+                      </a:extLst>
+                    </a:blip>
+                    <a:srcRect/>
+                    <a:stretch>
+                      <a:fillRect/>
+                    </a:stretch>
+                  </pic:blipFill>
+                  <pic:spPr bwMode="auto">
+                    <a:xfrm>
+                      <a:off x="0" y="0"/>
+                      <a:ext cx="5077838" cy="2856666"/>
+                    </a:xfrm>
+                    <a:prstGeom prst="rect">
+                      <a:avLst/>
+                    </a:prstGeom>
+                    <a:noFill/>
+                    <a:ln>
+                      <a:noFill/>
+                    </a:ln>
+                  </pic:spPr>
+                </pic:pic>
+              </a:graphicData>
+            </a:graphic>
+          </wp:inline>
+        </w:drawing>
+      </w:r>
+      <w:r>
+        <w:fldChar w:fldCharType="end"/>
       </w:r>
     </w:p>
     <w:p>
@@ -4129,23 +4189,17 @@
           <w:lang w:val="es-419"/>
         </w:rPr>
       </w:pPr>
-      <w:r>
-        <w:rPr>
-          <w:b/>
-          <w:bCs/>
-          <w:lang w:val="es-419"/>
-        </w:rPr>
-        <w:t>Enlace de reproducción del video</w:t>
-      </w:r>
-      <w:r>
-        <w:rPr>
-          <w:b/>
-          <w:bCs/>
-          <w:color w:val="000000" w:themeColor="text1"/>
-          <w:lang w:val="es-419"/>
-        </w:rPr>
-        <w:tab/>
-      </w:r>
+      <w:hyperlink r:id="rId14" w:history="1">
+        <w:r>
+          <w:rPr>
+            <w:rStyle w:val="Hipervnculo"/>
+            <w:b/>
+            <w:bCs/>
+            <w:lang w:val="es-419"/>
+          </w:rPr>
+          <w:t>Enlace de reproducción del video</w:t>
+        </w:r>
+      </w:hyperlink>
     </w:p>
     <w:tbl>
       <w:tblPr>
@@ -4219,6 +4273,7 @@
           </w:p>
           <w:p>
             <w:r>
+              <w:lastRenderedPageBreak/>
               <w:t>También identificará el perfil del cliente verde, sus motivaciones de compra y comportamientos clave para diseñar estrategias comerciales efectivas.</w:t>
             </w:r>
           </w:p>
@@ -4234,7 +4289,6 @@
           </w:p>
           <w:p>
             <w:r>
-              <w:lastRenderedPageBreak/>
               <w:t>Finalmente, diseñará su propio portafolio de productos y servicios verdes, y conocerá cómo elaborar un</w:t>
             </w:r>
             <w:r>
@@ -4288,7 +4342,7 @@
       <w:pPr>
         <w:pStyle w:val="Ttulo1"/>
       </w:pPr>
-      <w:bookmarkStart w:id="1" w:name="_Toc212749970"/>
+      <w:bookmarkStart w:id="1" w:name="_Toc213834628"/>
       <w:r>
         <w:lastRenderedPageBreak/>
         <w:t>Negocios verdes</w:t>
@@ -4351,7 +4405,7 @@
           <w:rFonts w:eastAsia="Times New Roman"/>
         </w:rPr>
       </w:pPr>
-      <w:bookmarkStart w:id="2" w:name="_Toc212749971"/>
+      <w:bookmarkStart w:id="2" w:name="_Toc213834629"/>
       <w:r>
         <w:t>Marco referencial y legal en Colombia</w:t>
       </w:r>
@@ -4442,7 +4496,43 @@
         <w:rPr>
           <w:lang w:val="es-419" w:eastAsia="es-CO"/>
         </w:rPr>
-        <w:t>Estas acciones están en plena consonancia con los objetivos de desarrollo sostenible (ODS) planteados en la Agenda 2030 de la Organización de las Naciones Unidas (ONU), especialmente con aquellos que promueven la acción por el clima (ODS 13), la vida de ecosistemas terrestres (ODS 15) y la producción y consumo responsables (ODS 12).</w:t>
+        <w:t xml:space="preserve">Estas acciones están en plena consonancia con los </w:t>
+      </w:r>
+      <w:r>
+        <w:rPr>
+          <w:lang w:val="es-419" w:eastAsia="es-CO"/>
+        </w:rPr>
+        <w:t>O</w:t>
+      </w:r>
+      <w:r>
+        <w:rPr>
+          <w:lang w:val="es-419" w:eastAsia="es-CO"/>
+        </w:rPr>
+        <w:t xml:space="preserve">bjetivos de </w:t>
+      </w:r>
+      <w:r>
+        <w:rPr>
+          <w:lang w:val="es-419" w:eastAsia="es-CO"/>
+        </w:rPr>
+        <w:t>D</w:t>
+      </w:r>
+      <w:r>
+        <w:rPr>
+          <w:lang w:val="es-419" w:eastAsia="es-CO"/>
+        </w:rPr>
+        <w:t xml:space="preserve">esarrollo </w:t>
+      </w:r>
+      <w:r>
+        <w:rPr>
+          <w:lang w:val="es-419" w:eastAsia="es-CO"/>
+        </w:rPr>
+        <w:t>S</w:t>
+      </w:r>
+      <w:r>
+        <w:rPr>
+          <w:lang w:val="es-419" w:eastAsia="es-CO"/>
+        </w:rPr>
+        <w:t>ostenible (ODS) planteados en la Agenda 2030 de la Organización de las Naciones Unidas (ONU), especialmente con aquellos que promueven la acción por el clima (ODS 13), la vida de ecosistemas terrestres (ODS 15) y la producción y consumo responsables (ODS 12).</w:t>
       </w:r>
     </w:p>
     <w:p>
@@ -4475,7 +4565,7 @@
       <w:pPr>
         <w:pStyle w:val="Ttulo2"/>
       </w:pPr>
-      <w:bookmarkStart w:id="3" w:name="_Toc212749972"/>
+      <w:bookmarkStart w:id="3" w:name="_Toc213834630"/>
       <w:r>
         <w:lastRenderedPageBreak/>
         <w:t xml:space="preserve">1.2 </w:t>
@@ -5070,7 +5160,7 @@
       <w:pPr>
         <w:pStyle w:val="Ttulo2"/>
       </w:pPr>
-      <w:bookmarkStart w:id="4" w:name="_Toc212749973"/>
+      <w:bookmarkStart w:id="4" w:name="_Toc213834631"/>
       <w:r>
         <w:t xml:space="preserve">1.3 </w:t>
       </w:r>
@@ -5557,7 +5647,7 @@
           <w:lang w:val="es-419" w:eastAsia="es-CO"/>
         </w:rPr>
       </w:pPr>
-      <w:hyperlink r:id="rId13" w:history="1">
+      <w:hyperlink r:id="rId15" w:history="1">
         <w:r>
           <w:rPr>
             <w:rStyle w:val="Hipervnculo"/>
@@ -5665,7 +5755,7 @@
           <w:lang w:val="es-419" w:eastAsia="es-CO"/>
         </w:rPr>
       </w:pPr>
-      <w:hyperlink r:id="rId14" w:history="1">
+      <w:hyperlink r:id="rId16" w:history="1">
         <w:r>
           <w:rPr>
             <w:rStyle w:val="Hipervnculo"/>
@@ -5701,7 +5791,7 @@
       <w:pPr>
         <w:pStyle w:val="Ttulo1"/>
       </w:pPr>
-      <w:bookmarkStart w:id="5" w:name="_Toc212749974"/>
+      <w:bookmarkStart w:id="5" w:name="_Toc213834632"/>
       <w:r>
         <w:lastRenderedPageBreak/>
         <w:t>Demanda verde</w:t>
@@ -5725,7 +5815,7 @@
       <w:pPr>
         <w:pStyle w:val="Ttulo2"/>
       </w:pPr>
-      <w:bookmarkStart w:id="6" w:name="_Toc212749975"/>
+      <w:bookmarkStart w:id="6" w:name="_Toc213834633"/>
       <w:r>
         <w:t>2.1 Concepto</w:t>
       </w:r>
@@ -5761,7 +5851,7 @@
       <w:pPr>
         <w:pStyle w:val="Ttulo2"/>
       </w:pPr>
-      <w:bookmarkStart w:id="7" w:name="_Toc212749976"/>
+      <w:bookmarkStart w:id="7" w:name="_Toc213834634"/>
       <w:r>
         <w:t>2.2 Clases</w:t>
       </w:r>
@@ -5990,7 +6080,7 @@
                     <pic:cNvPicPr/>
                   </pic:nvPicPr>
                   <pic:blipFill>
-                    <a:blip r:embed="rId15"/>
+                    <a:blip r:embed="rId17"/>
                     <a:stretch>
                       <a:fillRect/>
                     </a:stretch>
@@ -6172,7 +6262,7 @@
       <w:pPr>
         <w:pStyle w:val="Ttulo2"/>
       </w:pPr>
-      <w:bookmarkStart w:id="8" w:name="_Toc212749977"/>
+      <w:bookmarkStart w:id="8" w:name="_Toc213834635"/>
       <w:r>
         <w:t xml:space="preserve">2.3 </w:t>
       </w:r>
@@ -6377,7 +6467,7 @@
                     <pic:cNvPicPr/>
                   </pic:nvPicPr>
                   <pic:blipFill>
-                    <a:blip r:embed="rId16"/>
+                    <a:blip r:embed="rId18"/>
                     <a:stretch>
                       <a:fillRect/>
                     </a:stretch>
@@ -6589,7 +6679,7 @@
       <w:pPr>
         <w:pStyle w:val="Ttulo2"/>
       </w:pPr>
-      <w:bookmarkStart w:id="9" w:name="_Toc212749978"/>
+      <w:bookmarkStart w:id="9" w:name="_Toc213834636"/>
       <w:r>
         <w:lastRenderedPageBreak/>
         <w:t>2.4 Efectos</w:t>
@@ -6920,7 +7010,7 @@
       <w:pPr>
         <w:pStyle w:val="Ttulo2"/>
       </w:pPr>
-      <w:bookmarkStart w:id="10" w:name="_Toc212749979"/>
+      <w:bookmarkStart w:id="10" w:name="_Toc213834637"/>
       <w:r>
         <w:lastRenderedPageBreak/>
         <w:t>2.5 Tendencias</w:t>
@@ -7129,7 +7219,7 @@
                     <pic:cNvPicPr/>
                   </pic:nvPicPr>
                   <pic:blipFill>
-                    <a:blip r:embed="rId17"/>
+                    <a:blip r:embed="rId19"/>
                     <a:stretch>
                       <a:fillRect/>
                     </a:stretch>
@@ -7317,7 +7407,7 @@
       <w:pPr>
         <w:pStyle w:val="Ttulo2"/>
       </w:pPr>
-      <w:bookmarkStart w:id="11" w:name="_Toc212749980"/>
+      <w:bookmarkStart w:id="11" w:name="_Toc213834638"/>
       <w:r>
         <w:lastRenderedPageBreak/>
         <w:t>2.6 Proyección</w:t>
@@ -7441,7 +7531,7 @@
       <w:pPr>
         <w:pStyle w:val="Ttulo1"/>
       </w:pPr>
-      <w:bookmarkStart w:id="12" w:name="_Toc212749981"/>
+      <w:bookmarkStart w:id="12" w:name="_Toc213834639"/>
       <w:r>
         <w:lastRenderedPageBreak/>
         <w:t>Oferta verde</w:t>
@@ -7465,7 +7555,7 @@
       <w:pPr>
         <w:pStyle w:val="Ttulo2"/>
       </w:pPr>
-      <w:bookmarkStart w:id="13" w:name="_Toc212749982"/>
+      <w:bookmarkStart w:id="13" w:name="_Toc213834640"/>
       <w:r>
         <w:t>3.1 Concepto</w:t>
       </w:r>
@@ -7501,7 +7591,7 @@
       <w:pPr>
         <w:pStyle w:val="Ttulo2"/>
       </w:pPr>
-      <w:bookmarkStart w:id="14" w:name="_Toc212749983"/>
+      <w:bookmarkStart w:id="14" w:name="_Toc213834641"/>
       <w:r>
         <w:t>3.2 Clases</w:t>
       </w:r>
@@ -7817,7 +7907,7 @@
       <w:pPr>
         <w:pStyle w:val="Ttulo2"/>
       </w:pPr>
-      <w:bookmarkStart w:id="15" w:name="_Toc212749984"/>
+      <w:bookmarkStart w:id="15" w:name="_Toc213834642"/>
       <w:r>
         <w:t>3.3 Métodos</w:t>
       </w:r>
@@ -8150,7 +8240,7 @@
       <w:pPr>
         <w:pStyle w:val="Ttulo2"/>
       </w:pPr>
-      <w:bookmarkStart w:id="16" w:name="_Toc212749985"/>
+      <w:bookmarkStart w:id="16" w:name="_Toc213834643"/>
       <w:r>
         <w:t>3.4 Efectos</w:t>
       </w:r>
@@ -8572,7 +8662,7 @@
       <w:pPr>
         <w:pStyle w:val="Ttulo2"/>
       </w:pPr>
-      <w:bookmarkStart w:id="17" w:name="_Toc212749986"/>
+      <w:bookmarkStart w:id="17" w:name="_Toc213834644"/>
       <w:r>
         <w:lastRenderedPageBreak/>
         <w:t>3.5 Tendencias</w:t>
@@ -8774,7 +8864,7 @@
                     <pic:cNvPicPr/>
                   </pic:nvPicPr>
                   <pic:blipFill>
-                    <a:blip r:embed="rId18"/>
+                    <a:blip r:embed="rId20"/>
                     <a:stretch>
                       <a:fillRect/>
                     </a:stretch>
@@ -8952,7 +9042,7 @@
       <w:pPr>
         <w:pStyle w:val="Ttulo2"/>
       </w:pPr>
-      <w:bookmarkStart w:id="18" w:name="_Toc212749987"/>
+      <w:bookmarkStart w:id="18" w:name="_Toc213834645"/>
       <w:r>
         <w:t>3.6 Proyección</w:t>
       </w:r>
@@ -9023,7 +9113,7 @@
       <w:pPr>
         <w:pStyle w:val="Ttulo1"/>
       </w:pPr>
-      <w:bookmarkStart w:id="19" w:name="_Toc212749988"/>
+      <w:bookmarkStart w:id="19" w:name="_Toc213834646"/>
       <w:r>
         <w:lastRenderedPageBreak/>
         <w:t>Perfil del cliente verde</w:t>
@@ -9047,7 +9137,7 @@
       <w:pPr>
         <w:pStyle w:val="Ttulo2"/>
       </w:pPr>
-      <w:bookmarkStart w:id="20" w:name="_Toc212749989"/>
+      <w:bookmarkStart w:id="20" w:name="_Toc213834647"/>
       <w:r>
         <w:t>4.1 Concepto</w:t>
       </w:r>
@@ -9096,7 +9186,7 @@
       <w:pPr>
         <w:pStyle w:val="Ttulo2"/>
       </w:pPr>
-      <w:bookmarkStart w:id="21" w:name="_Toc212749990"/>
+      <w:bookmarkStart w:id="21" w:name="_Toc213834648"/>
       <w:r>
         <w:t>4.2 Caracterización</w:t>
       </w:r>
@@ -9344,7 +9434,7 @@
                     <pic:cNvPicPr/>
                   </pic:nvPicPr>
                   <pic:blipFill>
-                    <a:blip r:embed="rId19"/>
+                    <a:blip r:embed="rId21"/>
                     <a:stretch>
                       <a:fillRect/>
                     </a:stretch>
@@ -9640,7 +9730,7 @@
       <w:pPr>
         <w:pStyle w:val="Ttulo2"/>
       </w:pPr>
-      <w:bookmarkStart w:id="22" w:name="_Toc212749991"/>
+      <w:bookmarkStart w:id="22" w:name="_Toc213834649"/>
       <w:r>
         <w:t>4.3 Tipologías</w:t>
       </w:r>
@@ -10310,7 +10400,7 @@
       <w:pPr>
         <w:pStyle w:val="Ttulo1"/>
       </w:pPr>
-      <w:bookmarkStart w:id="23" w:name="_Toc212749992"/>
+      <w:bookmarkStart w:id="23" w:name="_Toc213834650"/>
       <w:r>
         <w:lastRenderedPageBreak/>
         <w:t>Productos y servicios verdes</w:t>
@@ -10334,7 +10424,7 @@
       <w:pPr>
         <w:pStyle w:val="Ttulo2"/>
       </w:pPr>
-      <w:bookmarkStart w:id="24" w:name="_Toc212749993"/>
+      <w:bookmarkStart w:id="24" w:name="_Toc213834651"/>
       <w:r>
         <w:t>5.1 Concepto</w:t>
       </w:r>
@@ -10383,7 +10473,7 @@
       <w:pPr>
         <w:pStyle w:val="Ttulo2"/>
       </w:pPr>
-      <w:bookmarkStart w:id="25" w:name="_Toc212749994"/>
+      <w:bookmarkStart w:id="25" w:name="_Toc213834652"/>
       <w:r>
         <w:lastRenderedPageBreak/>
         <w:t>5.2 Tipo</w:t>
@@ -11190,7 +11280,7 @@
       <w:pPr>
         <w:pStyle w:val="Ttulo2"/>
       </w:pPr>
-      <w:bookmarkStart w:id="26" w:name="_Toc212749995"/>
+      <w:bookmarkStart w:id="26" w:name="_Toc213834653"/>
       <w:r>
         <w:t>5.3 Características</w:t>
       </w:r>
@@ -11428,7 +11518,7 @@
                     <pic:cNvPicPr/>
                   </pic:nvPicPr>
                   <pic:blipFill>
-                    <a:blip r:embed="rId20"/>
+                    <a:blip r:embed="rId22"/>
                     <a:stretch>
                       <a:fillRect/>
                     </a:stretch>
@@ -11644,7 +11734,7 @@
       <w:pPr>
         <w:pStyle w:val="Ttulo1"/>
       </w:pPr>
-      <w:bookmarkStart w:id="27" w:name="_Toc212749996"/>
+      <w:bookmarkStart w:id="27" w:name="_Toc213834654"/>
       <w:r>
         <w:lastRenderedPageBreak/>
         <w:t>Valor agregado y paquete de beneficios</w:t>
@@ -11668,7 +11758,7 @@
       <w:pPr>
         <w:pStyle w:val="Ttulo2"/>
       </w:pPr>
-      <w:bookmarkStart w:id="28" w:name="_Toc212749997"/>
+      <w:bookmarkStart w:id="28" w:name="_Toc213834655"/>
       <w:r>
         <w:t>6.1 Concepto</w:t>
       </w:r>
@@ -11717,7 +11807,7 @@
       <w:pPr>
         <w:pStyle w:val="Ttulo2"/>
       </w:pPr>
-      <w:bookmarkStart w:id="29" w:name="_Toc212749998"/>
+      <w:bookmarkStart w:id="29" w:name="_Toc213834656"/>
       <w:r>
         <w:t>6.2 Estructura</w:t>
       </w:r>
@@ -12070,7 +12160,7 @@
       <w:pPr>
         <w:pStyle w:val="Ttulo2"/>
       </w:pPr>
-      <w:bookmarkStart w:id="30" w:name="_Toc212749999"/>
+      <w:bookmarkStart w:id="30" w:name="_Toc213834657"/>
       <w:r>
         <w:t>6.3 Aplicabilidad</w:t>
       </w:r>
@@ -12206,10 +12296,6 @@
     <w:p>
       <w:pPr>
         <w:pStyle w:val="Figura"/>
-        <w:rPr>
-          <w:b/>
-          <w:bCs/>
-        </w:rPr>
       </w:pPr>
       <w:r>
         <w:rPr>
@@ -12219,10 +12305,10 @@
         <w:t>Figura 7.</w:t>
       </w:r>
       <w:r>
-        <w:t xml:space="preserve"> </w:t>
-      </w:r>
-      <w:r>
-        <w:t>Aplicabilidad TPDP en los productos y servicios verdes</w:t>
+        <w:t xml:space="preserve"> Aplicabilidad</w:t>
+      </w:r>
+      <w:r>
+        <w:t xml:space="preserve"> TPDP en los productos y servicios verdes</w:t>
       </w:r>
     </w:p>
     <w:p>
@@ -12237,10 +12323,10 @@
           <w:lang w:val="es-419" w:eastAsia="es-CO"/>
         </w:rPr>
         <w:drawing>
-          <wp:inline distT="0" distB="0" distL="0" distR="0" wp14:anchorId="43A40F69" wp14:editId="7A2EEC41">
-            <wp:extent cx="5854700" cy="2285047"/>
-            <wp:effectExtent l="0" t="0" r="0" b="1270"/>
-            <wp:docPr id="14293112" name="Imagen 4" descr="En la imagen se describe la aplicación del modelo TPDP en negocios verdes.&#10;Cliente verde: identificar valores ambientales del consumidor.&#10;Propuesta única: combinar sostenibilidad, calidad y experiencia.&#10;Comunicación transparente: mostrar beneficios con evidencia verificable.&#10;Educación ecológica: incluir mensajes que formen conciencia ambiental."/>
+          <wp:inline distT="0" distB="0" distL="0" distR="0" wp14:anchorId="306FF5E4" wp14:editId="5B4455D8">
+            <wp:extent cx="5378733" cy="2099281"/>
+            <wp:effectExtent l="0" t="0" r="0" b="0"/>
+            <wp:docPr id="312696643" name="Imagen 4" descr="En la imagen se describe la aplicación del modelo TPDP en negocios verdes.&#10;Cliente verde: identificar valores ambientales del consumidor.&#10;Propuesta única: combinar sostenibilidad, calidad y experiencia.&#10;Comunicación transparente: mostrar beneficios con evidencia verificable.&#10;Educación ecológica: incluir mensajes que formen conciencia ambiental."/>
             <wp:cNvGraphicFramePr>
               <a:graphicFrameLocks xmlns:a="http://schemas.openxmlformats.org/drawingml/2006/main" noChangeAspect="1"/>
             </wp:cNvGraphicFramePr>
@@ -12248,11 +12334,11 @@
               <a:graphicData uri="http://schemas.openxmlformats.org/drawingml/2006/picture">
                 <pic:pic xmlns:pic="http://schemas.openxmlformats.org/drawingml/2006/picture">
                   <pic:nvPicPr>
-                    <pic:cNvPr id="14293112" name="Imagen 4" descr="En la imagen se describe la aplicación del modelo TPDP en negocios verdes.&#10;Cliente verde: identificar valores ambientales del consumidor.&#10;Propuesta única: combinar sostenibilidad, calidad y experiencia.&#10;Comunicación transparente: mostrar beneficios con evidencia verificable.&#10;Educación ecológica: incluir mensajes que formen conciencia ambiental."/>
+                    <pic:cNvPr id="312696643" name="Imagen 4" descr="En la imagen se describe la aplicación del modelo TPDP en negocios verdes.&#10;Cliente verde: identificar valores ambientales del consumidor.&#10;Propuesta única: combinar sostenibilidad, calidad y experiencia.&#10;Comunicación transparente: mostrar beneficios con evidencia verificable.&#10;Educación ecológica: incluir mensajes que formen conciencia ambiental."/>
                     <pic:cNvPicPr/>
                   </pic:nvPicPr>
                   <pic:blipFill>
-                    <a:blip r:embed="rId21">
+                    <a:blip r:embed="rId23">
                       <a:extLst>
                         <a:ext uri="{28A0092B-C50C-407E-A947-70E740481C1C}">
                           <a14:useLocalDpi xmlns:a14="http://schemas.microsoft.com/office/drawing/2010/main" val="0"/>
@@ -12266,7 +12352,7 @@
                   <pic:spPr>
                     <a:xfrm>
                       <a:off x="0" y="0"/>
-                      <a:ext cx="5882785" cy="2296009"/>
+                      <a:ext cx="5414317" cy="2113169"/>
                     </a:xfrm>
                     <a:prstGeom prst="rect">
                       <a:avLst/>
@@ -13191,7 +13277,7 @@
       <w:pPr>
         <w:pStyle w:val="Ttulo1"/>
       </w:pPr>
-      <w:bookmarkStart w:id="31" w:name="_Toc212750000"/>
+      <w:bookmarkStart w:id="31" w:name="_Toc213834658"/>
       <w:r>
         <w:lastRenderedPageBreak/>
         <w:t>Formatos comerciales verdes</w:t>
@@ -13215,7 +13301,7 @@
       <w:pPr>
         <w:pStyle w:val="Ttulo2"/>
       </w:pPr>
-      <w:bookmarkStart w:id="32" w:name="_Toc212750001"/>
+      <w:bookmarkStart w:id="32" w:name="_Toc213834659"/>
       <w:r>
         <w:t>7.1 Concepto</w:t>
       </w:r>
@@ -13264,7 +13350,7 @@
       <w:pPr>
         <w:pStyle w:val="Ttulo2"/>
       </w:pPr>
-      <w:bookmarkStart w:id="33" w:name="_Toc212750002"/>
+      <w:bookmarkStart w:id="33" w:name="_Toc213834660"/>
       <w:r>
         <w:t>7.2 Tipos</w:t>
       </w:r>
@@ -13704,7 +13790,7 @@
       <w:pPr>
         <w:pStyle w:val="Ttulo2"/>
       </w:pPr>
-      <w:bookmarkStart w:id="34" w:name="_Toc212750003"/>
+      <w:bookmarkStart w:id="34" w:name="_Toc213834661"/>
       <w:r>
         <w:t>7.3 Clasificación</w:t>
       </w:r>
@@ -14239,7 +14325,7 @@
       <w:pPr>
         <w:pStyle w:val="Ttulo1"/>
       </w:pPr>
-      <w:bookmarkStart w:id="35" w:name="_Toc212750004"/>
+      <w:bookmarkStart w:id="35" w:name="_Toc213834662"/>
       <w:r>
         <w:lastRenderedPageBreak/>
         <w:t>Portafolio de productos y servicios verdes</w:t>
@@ -14263,7 +14349,7 @@
       <w:pPr>
         <w:pStyle w:val="Ttulo2"/>
       </w:pPr>
-      <w:bookmarkStart w:id="36" w:name="_Toc212750005"/>
+      <w:bookmarkStart w:id="36" w:name="_Toc213834663"/>
       <w:r>
         <w:t>8.1 Concepto</w:t>
       </w:r>
@@ -14404,7 +14490,7 @@
       <w:pPr>
         <w:pStyle w:val="Ttulo2"/>
       </w:pPr>
-      <w:bookmarkStart w:id="37" w:name="_Toc212750006"/>
+      <w:bookmarkStart w:id="37" w:name="_Toc213834664"/>
       <w:r>
         <w:t>8.2 Estructura</w:t>
       </w:r>
@@ -14901,7 +14987,7 @@
       <w:pPr>
         <w:pStyle w:val="Ttulo2"/>
       </w:pPr>
-      <w:bookmarkStart w:id="38" w:name="_Toc212750007"/>
+      <w:bookmarkStart w:id="38" w:name="_Toc213834665"/>
       <w:r>
         <w:t>8.3 Aplicabilidad</w:t>
       </w:r>
@@ -15032,7 +15118,7 @@
           <w:lang w:val="es-419" w:eastAsia="es-CO"/>
         </w:rPr>
       </w:pPr>
-      <w:hyperlink r:id="rId22" w:history="1">
+      <w:hyperlink r:id="rId24" w:history="1">
         <w:r>
           <w:rPr>
             <w:rStyle w:val="Hipervnculo"/>
@@ -15084,7 +15170,7 @@
           <w:rStyle w:val="Extranjerismo"/>
         </w:rPr>
       </w:pPr>
-      <w:bookmarkStart w:id="39" w:name="_Toc212750008"/>
+      <w:bookmarkStart w:id="39" w:name="_Toc213834666"/>
       <w:r>
         <w:rPr>
           <w:rStyle w:val="Extranjerismo"/>
@@ -15124,7 +15210,7 @@
       <w:pPr>
         <w:pStyle w:val="Ttulo2"/>
       </w:pPr>
-      <w:bookmarkStart w:id="40" w:name="_Toc212750009"/>
+      <w:bookmarkStart w:id="40" w:name="_Toc213834667"/>
       <w:r>
         <w:t>9.1 Concepto</w:t>
       </w:r>
@@ -15186,7 +15272,7 @@
       <w:pPr>
         <w:pStyle w:val="Ttulo2"/>
       </w:pPr>
-      <w:bookmarkStart w:id="41" w:name="_Toc212750010"/>
+      <w:bookmarkStart w:id="41" w:name="_Toc213834668"/>
       <w:r>
         <w:t>9.2 Tipos</w:t>
       </w:r>
@@ -15681,7 +15767,7 @@
       <w:r>
         <w:t xml:space="preserve">Ver video: </w:t>
       </w:r>
-      <w:hyperlink r:id="rId23" w:history="1">
+      <w:hyperlink r:id="rId25" w:history="1">
         <w:r>
           <w:rPr>
             <w:rStyle w:val="Hipervnculo"/>
@@ -15740,7 +15826,7 @@
         </w:numPr>
         <w:ind w:left="360"/>
       </w:pPr>
-      <w:bookmarkStart w:id="42" w:name="_Toc212750011"/>
+      <w:bookmarkStart w:id="42" w:name="_Toc213834669"/>
       <w:r>
         <w:t>Síntesis</w:t>
       </w:r>
@@ -15768,16 +15854,23 @@
           <w:lang w:val="es-419" w:eastAsia="es-CO"/>
         </w:rPr>
       </w:pPr>
-      <w:r>
-        <w:rPr>
-          <w:noProof/>
+    </w:p>
+    <w:p>
+      <w:pPr>
+        <w:jc w:val="center"/>
+        <w:rPr>
+          <w:lang w:val="es-419" w:eastAsia="es-CO"/>
+        </w:rPr>
+      </w:pPr>
+      <w:r>
+        <w:rPr>
           <w:lang w:val="es-419" w:eastAsia="es-CO"/>
         </w:rPr>
         <w:drawing>
-          <wp:inline distT="0" distB="0" distL="0" distR="0" wp14:anchorId="33525239" wp14:editId="6080BA35">
-            <wp:extent cx="5619577" cy="2682993"/>
+          <wp:inline distT="0" distB="0" distL="0" distR="0" wp14:anchorId="375F83A9" wp14:editId="28174D1E">
+            <wp:extent cx="5619579" cy="2682994"/>
             <wp:effectExtent l="0" t="0" r="0" b="0"/>
-            <wp:docPr id="461142259" name="Imagen 1" descr="El componente Comercio sostenible te permitirá comprender qué son los negocios verdes, su marco legal en Colombia, y las oportunidades y tendencias que los rodean. Aprenderás a identificar y analizar la demanda y la oferta verde, sus métodos, efectos y proyecciones. También reconocerás el perfil del cliente verde y sus características, conocerás los tipos de productos y servicios sostenibles, y comprenderás cómo generar valor agregado. Finalmente, explorarás formatos comerciales responsables, construirás portafolios sostenibles y aprenderás a diseñar brochures para comunicar con impacto en mercados comprometidos con el medioambiente."/>
+            <wp:docPr id="154051726" name="Imagen 1" descr="El componente Comercio sostenible te permitirá comprender qué son los negocios verdes, su marco legal en Colombia, y las oportunidades y tendencias que los rodean. Aprenderás a identificar y analizar la demanda y la oferta verde, sus métodos, efectos y proyecciones. También reconocerás el perfil del cliente verde y sus características, conocerás los tipos de productos y servicios sostenibles, y comprenderás cómo generar valor agregado. Finalmente, explorarás formatos comerciales responsables, construirás portafolios sostenibles y aprenderás a diseñar brochures para comunicar con impacto en mercados comprometidos con el medioambiente."/>
             <wp:cNvGraphicFramePr>
               <a:graphicFrameLocks xmlns:a="http://schemas.openxmlformats.org/drawingml/2006/main" noChangeAspect="1"/>
             </wp:cNvGraphicFramePr>
@@ -15785,11 +15878,11 @@
               <a:graphicData uri="http://schemas.openxmlformats.org/drawingml/2006/picture">
                 <pic:pic xmlns:pic="http://schemas.openxmlformats.org/drawingml/2006/picture">
                   <pic:nvPicPr>
-                    <pic:cNvPr id="461142259" name="Imagen 1" descr="El componente Comercio sostenible te permitirá comprender qué son los negocios verdes, su marco legal en Colombia, y las oportunidades y tendencias que los rodean. Aprenderás a identificar y analizar la demanda y la oferta verde, sus métodos, efectos y proyecciones. También reconocerás el perfil del cliente verde y sus características, conocerás los tipos de productos y servicios sostenibles, y comprenderás cómo generar valor agregado. Finalmente, explorarás formatos comerciales responsables, construirás portafolios sostenibles y aprenderás a diseñar brochures para comunicar con impacto en mercados comprometidos con el medioambiente."/>
+                    <pic:cNvPr id="154051726" name="Imagen 1" descr="El componente Comercio sostenible te permitirá comprender qué son los negocios verdes, su marco legal en Colombia, y las oportunidades y tendencias que los rodean. Aprenderás a identificar y analizar la demanda y la oferta verde, sus métodos, efectos y proyecciones. También reconocerás el perfil del cliente verde y sus características, conocerás los tipos de productos y servicios sostenibles, y comprenderás cómo generar valor agregado. Finalmente, explorarás formatos comerciales responsables, construirás portafolios sostenibles y aprenderás a diseñar brochures para comunicar con impacto en mercados comprometidos con el medioambiente."/>
                     <pic:cNvPicPr/>
                   </pic:nvPicPr>
                   <pic:blipFill>
-                    <a:blip r:embed="rId24"/>
+                    <a:blip r:embed="rId26"/>
                     <a:stretch>
                       <a:fillRect/>
                     </a:stretch>
@@ -15797,7 +15890,7 @@
                   <pic:spPr>
                     <a:xfrm>
                       <a:off x="0" y="0"/>
-                      <a:ext cx="5641072" cy="2693255"/>
+                      <a:ext cx="5666362" cy="2705330"/>
                     </a:xfrm>
                     <a:prstGeom prst="rect">
                       <a:avLst/>
@@ -15822,7 +15915,7 @@
       <w:pPr>
         <w:pStyle w:val="Titulosgenerales"/>
       </w:pPr>
-      <w:bookmarkStart w:id="43" w:name="_Toc212750012"/>
+      <w:bookmarkStart w:id="43" w:name="_Toc213834670"/>
       <w:r>
         <w:lastRenderedPageBreak/>
         <w:t>Glosario</w:t>
@@ -16731,7 +16824,7 @@
       <w:pPr>
         <w:pStyle w:val="Titulosgenerales"/>
       </w:pPr>
-      <w:bookmarkStart w:id="44" w:name="_Toc212750013"/>
+      <w:bookmarkStart w:id="44" w:name="_Toc213834671"/>
       <w:r>
         <w:lastRenderedPageBreak/>
         <w:t>Material complementario</w:t>
@@ -16950,7 +17043,7 @@
                 <w:szCs w:val="28"/>
               </w:rPr>
             </w:pPr>
-            <w:hyperlink r:id="rId25" w:tgtFrame="_new" w:history="1">
+            <w:hyperlink r:id="rId27" w:tgtFrame="_new" w:history="1">
               <w:r>
                 <w:rPr>
                   <w:rStyle w:val="Hipervnculo"/>
@@ -17097,7 +17190,7 @@
                 <w:u w:val="none"/>
               </w:rPr>
             </w:pPr>
-            <w:hyperlink r:id="rId26" w:tgtFrame="_new" w:history="1">
+            <w:hyperlink r:id="rId28" w:tgtFrame="_new" w:history="1">
               <w:r>
                 <w:rPr>
                   <w:rStyle w:val="Hipervnculo"/>
@@ -17222,7 +17315,7 @@
                 <w:szCs w:val="28"/>
               </w:rPr>
             </w:pPr>
-            <w:hyperlink r:id="rId27" w:history="1">
+            <w:hyperlink r:id="rId29" w:history="1">
               <w:r>
                 <w:rPr>
                   <w:rStyle w:val="Hipervnculo"/>
@@ -17364,7 +17457,7 @@
                 <w:szCs w:val="28"/>
               </w:rPr>
             </w:pPr>
-            <w:hyperlink r:id="rId28" w:history="1">
+            <w:hyperlink r:id="rId30" w:history="1">
               <w:r>
                 <w:rPr>
                   <w:rStyle w:val="Hipervnculo"/>
@@ -17524,7 +17617,7 @@
                 <w:szCs w:val="28"/>
               </w:rPr>
             </w:pPr>
-            <w:hyperlink r:id="rId29" w:tgtFrame="_new" w:history="1">
+            <w:hyperlink r:id="rId31" w:tgtFrame="_new" w:history="1">
               <w:r>
                 <w:rPr>
                   <w:rStyle w:val="Hipervnculo"/>
@@ -17548,7 +17641,7 @@
       <w:pPr>
         <w:pStyle w:val="Titulosgenerales"/>
       </w:pPr>
-      <w:bookmarkStart w:id="45" w:name="_Toc212750014"/>
+      <w:bookmarkStart w:id="45" w:name="_Toc213834672"/>
       <w:r>
         <w:lastRenderedPageBreak/>
         <w:t>Referencias bibliográficas</w:t>
@@ -17572,7 +17665,7 @@
         </w:rPr>
         <w:t xml:space="preserve">Cardona Calle, D. A., &amp; Echeverri Sierra, A. (2018). Adopción e implementación de la economía verde en Colombia. CENSAT Agua Viva – Amigos de la Tierra Colombia. </w:t>
       </w:r>
-      <w:hyperlink r:id="rId30" w:history="1">
+      <w:hyperlink r:id="rId32" w:history="1">
         <w:r>
           <w:rPr>
             <w:rStyle w:val="Hipervnculo"/>
@@ -17627,7 +17720,7 @@
         </w:rPr>
         <w:t xml:space="preserve">, L. (Eds.). (2021). Marketing verde, responsabilidad social y composición empresarial. Universidad Santiago de Cali. </w:t>
       </w:r>
-      <w:hyperlink r:id="rId31" w:history="1">
+      <w:hyperlink r:id="rId33" w:history="1">
         <w:r>
           <w:rPr>
             <w:rStyle w:val="Hipervnculo"/>
@@ -17651,7 +17744,7 @@
         </w:rPr>
         <w:t xml:space="preserve">Forbes Colombia. (2024). Semana de la sostenibilidad 2024: 25 empresas líderes en sostenibilidad. </w:t>
       </w:r>
-      <w:hyperlink r:id="rId32" w:history="1">
+      <w:hyperlink r:id="rId34" w:history="1">
         <w:r>
           <w:rPr>
             <w:rStyle w:val="Hipervnculo"/>
@@ -17736,7 +17829,7 @@
         </w:rPr>
         <w:t xml:space="preserve">Ministerio de Ambiente y Desarrollo Sostenible. (2022). Anexo 2: Tendencias de mercado de los negocios verdes del Plan Nacional de Negocios Verdes 2022–2030. </w:t>
       </w:r>
-      <w:hyperlink r:id="rId33" w:history="1">
+      <w:hyperlink r:id="rId35" w:history="1">
         <w:r>
           <w:rPr>
             <w:rStyle w:val="Hipervnculo"/>
@@ -17768,7 +17861,7 @@
         </w:rPr>
         <w:t xml:space="preserve">inisterio de Ambiente y Desarrollo Sostenible. (2023). Catálogo de negocios verdes 2023. </w:t>
       </w:r>
-      <w:hyperlink r:id="rId34" w:history="1">
+      <w:hyperlink r:id="rId36" w:history="1">
         <w:r>
           <w:rPr>
             <w:rStyle w:val="Hipervnculo"/>
@@ -17838,7 +17931,7 @@
       <w:pPr>
         <w:pStyle w:val="Titulosgenerales"/>
       </w:pPr>
-      <w:bookmarkStart w:id="46" w:name="_Toc212750015"/>
+      <w:bookmarkStart w:id="46" w:name="_Toc213834673"/>
       <w:r>
         <w:lastRenderedPageBreak/>
         <w:t>C</w:t>
@@ -18900,8 +18993,8 @@
       </w:pPr>
     </w:p>
     <w:sectPr>
-      <w:headerReference w:type="default" r:id="rId35"/>
-      <w:footerReference w:type="default" r:id="rId36"/>
+      <w:headerReference w:type="default" r:id="rId37"/>
+      <w:footerReference w:type="default" r:id="rId38"/>
       <w:pgSz w:w="12240" w:h="15840"/>
       <w:pgMar w:top="1701" w:right="1134" w:bottom="1134" w:left="1134" w:header="709" w:footer="737" w:gutter="0"/>
       <w:pgNumType w:start="1"/>
@@ -25930,15 +26023,6 @@
 </file>
 
 <file path=customXml/item1.xml><?xml version="1.0" encoding="utf-8"?>
-<?mso-contentType ?>
-<FormTemplates xmlns="http://schemas.microsoft.com/sharepoint/v3/contenttype/forms">
-  <Display>DocumentLibraryForm</Display>
-  <Edit>DocumentLibraryForm</Edit>
-  <New>DocumentLibraryForm</New>
-</FormTemplates>
-</file>
-
-<file path=customXml/item2.xml><?xml version="1.0" encoding="utf-8"?>
 <ct:contentTypeSchema xmlns:ct="http://schemas.microsoft.com/office/2006/metadata/contentType" xmlns:ma="http://schemas.microsoft.com/office/2006/metadata/properties/metaAttributes" ct:_="" ma:_="" ma:contentTypeName="Documento" ma:contentTypeID="0x010100FC2B1768DD5A774EB396CCAB0DE361C1" ma:contentTypeVersion="12" ma:contentTypeDescription="Crear nuevo documento." ma:contentTypeScope="" ma:versionID="d4a546b22d2924edabf51241cf3422b8">
   <xsd:schema xmlns:xsd="http://www.w3.org/2001/XMLSchema" xmlns:xs="http://www.w3.org/2001/XMLSchema" xmlns:p="http://schemas.microsoft.com/office/2006/metadata/properties" xmlns:ns2="a70d3c18-0869-45a1-9f75-4b4b8f0f32be" xmlns:ns3="adccf511-daff-4bcb-9072-914cedbf4c7e" targetNamespace="http://schemas.microsoft.com/office/2006/metadata/properties" ma:root="true" ma:fieldsID="e29002b2d9ca820e89c57fc59ec70c79" ns2:_="" ns3:_="">
     <xsd:import namespace="a70d3c18-0869-45a1-9f75-4b4b8f0f32be"/>
@@ -26139,11 +26223,11 @@
 </ct:contentTypeSchema>
 </file>
 
-<file path=customXml/item3.xml><?xml version="1.0" encoding="utf-8"?>
+<file path=customXml/item2.xml><?xml version="1.0" encoding="utf-8"?>
 <b:Sources xmlns:b="http://schemas.openxmlformats.org/officeDocument/2006/bibliography" xmlns="http://schemas.openxmlformats.org/officeDocument/2006/bibliography" SelectedStyle="\APASixthEditionOfficeOnline.xsl" StyleName="APA" Version="6"/>
 </file>
 
-<file path=customXml/item4.xml><?xml version="1.0" encoding="utf-8"?>
+<file path=customXml/item3.xml><?xml version="1.0" encoding="utf-8"?>
 <p:properties xmlns:p="http://schemas.microsoft.com/office/2006/metadata/properties" xmlns:xsi="http://www.w3.org/2001/XMLSchema-instance" xmlns:pc="http://schemas.microsoft.com/office/infopath/2007/PartnerControls">
   <documentManagement>
     <TaxCatchAll xmlns="adccf511-daff-4bcb-9072-914cedbf4c7e" xsi:nil="true"/>
@@ -26154,19 +26238,20 @@
 </p:properties>
 </file>
 
+<file path=customXml/item4.xml><?xml version="1.0" encoding="utf-8"?>
+<?mso-contentType ?>
+<FormTemplates xmlns="http://schemas.microsoft.com/sharepoint/v3/contenttype/forms">
+  <Display>DocumentLibraryForm</Display>
+  <Edit>DocumentLibraryForm</Edit>
+  <New>DocumentLibraryForm</New>
+</FormTemplates>
+</file>
+
 <file path=customXml/itemProps1.xml><?xml version="1.0" encoding="utf-8"?>
-<ds:datastoreItem xmlns:ds="http://schemas.openxmlformats.org/officeDocument/2006/customXml" ds:itemID="{81CBDEC1-3B00-44ED-AD36-0268077980BA}">
-  <ds:schemaRefs>
-    <ds:schemaRef ds:uri="http://schemas.microsoft.com/sharepoint/v3/contenttype/forms"/>
-  </ds:schemaRefs>
-</ds:datastoreItem>
+<ds:datastoreItem xmlns:ds="http://schemas.openxmlformats.org/officeDocument/2006/customXml" ds:itemID="{B2A80F3A-225F-4226-9622-AB911C346D9D}"/>
 </file>
 
 <file path=customXml/itemProps2.xml><?xml version="1.0" encoding="utf-8"?>
-<ds:datastoreItem xmlns:ds="http://schemas.openxmlformats.org/officeDocument/2006/customXml" ds:itemID="{6196A8CA-280E-46BE-9361-2299986F448B}"/>
-</file>
-
-<file path=customXml/itemProps3.xml><?xml version="1.0" encoding="utf-8"?>
 <ds:datastoreItem xmlns:ds="http://schemas.openxmlformats.org/officeDocument/2006/customXml" ds:itemID="{E8AB44A3-7C62-4BD2-82ED-8ABC209970FA}">
   <ds:schemaRefs>
     <ds:schemaRef ds:uri="http://schemas.openxmlformats.org/officeDocument/2006/bibliography"/>
@@ -26174,7 +26259,7 @@
 </ds:datastoreItem>
 </file>
 
-<file path=customXml/itemProps4.xml><?xml version="1.0" encoding="utf-8"?>
+<file path=customXml/itemProps3.xml><?xml version="1.0" encoding="utf-8"?>
 <ds:datastoreItem xmlns:ds="http://schemas.openxmlformats.org/officeDocument/2006/customXml" ds:itemID="{6929C9FE-9F22-4B98-96EF-1B541B3BD0B2}">
   <ds:schemaRefs>
     <ds:schemaRef ds:uri="http://schemas.microsoft.com/office/2006/metadata/properties"/>
@@ -26183,4 +26268,12 @@
     <ds:schemaRef ds:uri="43a3ca16-9c26-4813-b83f-4aec9927b43f"/>
   </ds:schemaRefs>
 </ds:datastoreItem>
+</file>
+
+<file path=customXml/itemProps4.xml><?xml version="1.0" encoding="utf-8"?>
+<ds:datastoreItem xmlns:ds="http://schemas.openxmlformats.org/officeDocument/2006/customXml" ds:itemID="{81CBDEC1-3B00-44ED-AD36-0268077980BA}">
+  <ds:schemaRefs>
+    <ds:schemaRef ds:uri="http://schemas.microsoft.com/sharepoint/v3/contenttype/forms"/>
+  </ds:schemaRefs>
+</ds:datastoreItem>
 </file>